--- a/docs/Krypton_Modelo_Datos.docx
+++ b/docs/Krypton_Modelo_Datos.docx
@@ -35,7 +35,7 @@
         <w:rPr>
           <w:sz w:val="22"/>
         </w:rPr>
-        <w:t>E-commerce B2C de artefactos tecnológicos  ·  Spring Boot + PostgreSQL</w:t>
+        <w:t>E-commerce B2C de artefactos tecnológicos  ·  Spring Boot + MySQL</w:t>
         <w:br/>
         <w:t>CIBERTEC — EFSRT VI</w:t>
       </w:r>

--- a/docs/Krypton_Modelo_Datos.docx
+++ b/docs/Krypton_Modelo_Datos.docx
@@ -37,7 +37,7 @@
         </w:rPr>
         <w:t>E-commerce B2C de artefactos tecnológicos  ·  Spring Boot + MySQL</w:t>
         <w:br/>
-        <w:t>CIBERTEC — EFSRT VI</w:t>
+        <w:t>CIBERTEC — EFSRT V</w:t>
       </w:r>
     </w:p>
     <w:p/>
